--- a/skills/legal-os-litigation/assets/templates/仲裁申请书_标准模板.docx
+++ b/skills/legal-os-litigation/assets/templates/仲裁申请书_标准模板.docx
@@ -154,7 +154,7 @@
         <w:rPr>
           <w:rFonts w:ascii="仿宋_GB2312" w:hAnsi="仿宋_GB2312" w:eastAsia="仿宋_GB2312"/>
         </w:rPr>
-        <w:t>仲裁依据：〔合同中的仲裁条款/仲裁协议名称及签署日期〕</w:t>
+        <w:t>仲裁依据：〔必填：仲裁条款或仲裁协议名称、签署或形成日期及来源〕</w:t>
       </w:r>
     </w:p>
     <w:p>
@@ -190,7 +190,7 @@
         <w:rPr>
           <w:rFonts w:ascii="仿宋_GB2312" w:hAnsi="仿宋_GB2312" w:eastAsia="仿宋_GB2312"/>
         </w:rPr>
-        <w:t>裁决被申请人向申请人支付〔款项性质〕人民币〔金额〕元；</w:t>
+        <w:t>〔必填：明确、可执行的仲裁请求；金额、计算基数与期间分项填写〕</w:t>
       </w:r>
     </w:p>
     <w:p>
@@ -205,7 +205,7 @@
         <w:rPr>
           <w:rFonts w:ascii="仿宋_GB2312" w:hAnsi="仿宋_GB2312" w:eastAsia="仿宋_GB2312"/>
         </w:rPr>
-        <w:t>裁决被申请人支付〔利息/违约金/损失〕，以〔基数〕为基数，自〔起算日〕起计算至实际清偿之日止；</w:t>
+        <w:t>〔如有请填写：利息、违约金、损失或其他请求，并列明基数、起算日和截止方式；无则删除本项〕</w:t>
       </w:r>
     </w:p>
     <w:p>
@@ -220,7 +220,7 @@
         <w:rPr>
           <w:rFonts w:ascii="仿宋_GB2312" w:hAnsi="仿宋_GB2312" w:eastAsia="仿宋_GB2312"/>
         </w:rPr>
-        <w:t>裁决本案仲裁费及依法、依约可主张的其他费用由被申请人承担。</w:t>
+        <w:t>〔如有请填写：仲裁规则、合同或法律允许且与本案直接相关的费用请求；无则删除本项〕</w:t>
       </w:r>
     </w:p>
     <w:p>
@@ -252,7 +252,7 @@
         <w:rPr>
           <w:rFonts w:ascii="仿宋_GB2312" w:hAnsi="仿宋_GB2312" w:eastAsia="仿宋_GB2312"/>
         </w:rPr>
-        <w:t>〔结合本案实际法律关系，写明合同或仲裁协议、履行背景与争议发生经过。〕</w:t>
+        <w:t>〔填写：仲裁协议、合同或其他基础法律关系、形成过程及与请求直接相关的履行事实。〕</w:t>
       </w:r>
     </w:p>
     <w:p>
@@ -263,7 +263,7 @@
         <w:rPr>
           <w:rFonts w:ascii="仿宋_GB2312" w:hAnsi="仿宋_GB2312" w:eastAsia="仿宋_GB2312"/>
         </w:rPr>
-        <w:t>〔围绕每项仲裁请求拆分待证事实、责任基础和金额计算；按争点增删分项，不机械保留示例段落。〕</w:t>
+        <w:t>〔填写：按各项仲裁请求分别列明必要事实、责任基础、金额计算和已核验证据。〕</w:t>
       </w:r>
     </w:p>
     <w:p>
@@ -274,7 +274,7 @@
         <w:rPr>
           <w:rFonts w:ascii="仿宋_GB2312" w:hAnsi="仿宋_GB2312" w:eastAsia="仿宋_GB2312"/>
         </w:rPr>
-        <w:t>〔仅写入已经材料支持并经核验的事实与法律依据；证据名称、编号、页码和证明事项另见同步生成的证据目录。〕</w:t>
+        <w:t>〔填写：各项请求所需的已核验法律依据；证据编号、名称、页码和证明事项另见同步生成的证据目录。〕</w:t>
       </w:r>
     </w:p>
     <w:p>
@@ -285,7 +285,7 @@
         <w:rPr>
           <w:rFonts w:ascii="仿宋_GB2312" w:hAnsi="仿宋_GB2312" w:eastAsia="仿宋_GB2312"/>
         </w:rPr>
-        <w:t>综上，请求仲裁庭依法支持申请人的仲裁请求。</w:t>
+        <w:t>〔填写：归纳已核验事实、证据和法律依据与各项仲裁请求的对应关系。〕</w:t>
       </w:r>
     </w:p>
     <w:p>
@@ -317,7 +317,7 @@
         <w:rPr>
           <w:rFonts w:ascii="仿宋_GB2312" w:hAnsi="仿宋_GB2312" w:eastAsia="仿宋_GB2312"/>
         </w:rPr>
-        <w:t>〔仲裁委员会名称〕</w:t>
+        <w:t>〔仲裁机构名称〕</w:t>
       </w:r>
     </w:p>
     <w:p>
